--- a/C_codespace/2 kurs/3-rd senester/Algorithms and Data Structure/Laboratory work/Laba #2/Vlad/БПИ24-02_Гордов_В._Лабораторная_работа_№2.docx
+++ b/C_codespace/2 kurs/3-rd senester/Algorithms and Data Structure/Laboratory work/Laba #2/Vlad/БПИ24-02_Гордов_В._Лабораторная_работа_№2.docx
@@ -1088,7 +1088,6 @@
     <w:p>
       <w:pPr>
         <w:pStyle w:val="af2"/>
-        <w:ind w:firstLine="0"/>
         <w:rPr>
           <w:sz w:val="22"/>
           <w:szCs w:val="22"/>
@@ -1662,15 +1661,12 @@
         <w:jc w:val="center"/>
       </w:pPr>
       <w:r>
-        <w:rPr>
-          <w:noProof/>
-        </w:rPr>
         <w:lastRenderedPageBreak/>
         <w:drawing>
-          <wp:inline distT="0" distB="0" distL="0" distR="0" wp14:anchorId="087BF5F6" wp14:editId="169798BD">
-            <wp:extent cx="5534797" cy="8869013"/>
-            <wp:effectExtent l="0" t="0" r="8890" b="8890"/>
-            <wp:docPr id="46488480" name="Рисунок 1"/>
+          <wp:inline distT="0" distB="0" distL="0" distR="0" wp14:anchorId="766DF768" wp14:editId="19318655">
+            <wp:extent cx="4937705" cy="8934450"/>
+            <wp:effectExtent l="0" t="0" r="0" b="0"/>
+            <wp:docPr id="634605506" name="Рисунок 1"/>
             <wp:cNvGraphicFramePr>
               <a:graphicFrameLocks xmlns:a="http://schemas.openxmlformats.org/drawingml/2006/main" noChangeAspect="1"/>
             </wp:cNvGraphicFramePr>
@@ -1678,7 +1674,7 @@
               <a:graphicData uri="http://schemas.openxmlformats.org/drawingml/2006/picture">
                 <pic:pic xmlns:pic="http://schemas.openxmlformats.org/drawingml/2006/picture">
                   <pic:nvPicPr>
-                    <pic:cNvPr id="46488480" name=""/>
+                    <pic:cNvPr id="634605506" name=""/>
                     <pic:cNvPicPr/>
                   </pic:nvPicPr>
                   <pic:blipFill>
@@ -1690,7 +1686,7 @@
                   <pic:spPr>
                     <a:xfrm>
                       <a:off x="0" y="0"/>
-                      <a:ext cx="5534797" cy="8869013"/>
+                      <a:ext cx="4943703" cy="8945302"/>
                     </a:xfrm>
                     <a:prstGeom prst="rect">
                       <a:avLst/>
@@ -1735,15 +1731,12 @@
         <w:jc w:val="center"/>
       </w:pPr>
       <w:r>
-        <w:rPr>
-          <w:noProof/>
-        </w:rPr>
         <w:lastRenderedPageBreak/>
         <w:drawing>
-          <wp:inline distT="0" distB="0" distL="0" distR="0" wp14:anchorId="16F500DE" wp14:editId="3AEB9173">
-            <wp:extent cx="5940425" cy="7884160"/>
-            <wp:effectExtent l="0" t="0" r="3175" b="2540"/>
-            <wp:docPr id="1636220657" name="Рисунок 1"/>
+          <wp:inline distT="0" distB="0" distL="0" distR="0" wp14:anchorId="719EC895" wp14:editId="7381E314">
+            <wp:extent cx="5353797" cy="8916644"/>
+            <wp:effectExtent l="0" t="0" r="0" b="0"/>
+            <wp:docPr id="430872042" name="Рисунок 1"/>
             <wp:cNvGraphicFramePr>
               <a:graphicFrameLocks xmlns:a="http://schemas.openxmlformats.org/drawingml/2006/main" noChangeAspect="1"/>
             </wp:cNvGraphicFramePr>
@@ -1751,7 +1744,7 @@
               <a:graphicData uri="http://schemas.openxmlformats.org/drawingml/2006/picture">
                 <pic:pic xmlns:pic="http://schemas.openxmlformats.org/drawingml/2006/picture">
                   <pic:nvPicPr>
-                    <pic:cNvPr id="1636220657" name=""/>
+                    <pic:cNvPr id="430872042" name=""/>
                     <pic:cNvPicPr/>
                   </pic:nvPicPr>
                   <pic:blipFill>
@@ -1763,7 +1756,7 @@
                   <pic:spPr>
                     <a:xfrm>
                       <a:off x="0" y="0"/>
-                      <a:ext cx="5940425" cy="7884160"/>
+                      <a:ext cx="5353797" cy="8916644"/>
                     </a:xfrm>
                     <a:prstGeom prst="rect">
                       <a:avLst/>
@@ -1808,15 +1801,12 @@
         <w:jc w:val="center"/>
       </w:pPr>
       <w:r>
-        <w:rPr>
-          <w:noProof/>
-        </w:rPr>
         <w:lastRenderedPageBreak/>
         <w:drawing>
-          <wp:inline distT="0" distB="0" distL="0" distR="0" wp14:anchorId="0B4F2B85" wp14:editId="30BE2C1A">
-            <wp:extent cx="5940425" cy="6180455"/>
-            <wp:effectExtent l="0" t="0" r="3175" b="0"/>
-            <wp:docPr id="1934319841" name="Рисунок 1"/>
+          <wp:inline distT="0" distB="0" distL="0" distR="0" wp14:anchorId="0E470E3B" wp14:editId="56F9A029">
+            <wp:extent cx="4096322" cy="933580"/>
+            <wp:effectExtent l="0" t="0" r="0" b="0"/>
+            <wp:docPr id="458518376" name="Рисунок 1"/>
             <wp:cNvGraphicFramePr>
               <a:graphicFrameLocks xmlns:a="http://schemas.openxmlformats.org/drawingml/2006/main" noChangeAspect="1"/>
             </wp:cNvGraphicFramePr>
@@ -1824,7 +1814,7 @@
               <a:graphicData uri="http://schemas.openxmlformats.org/drawingml/2006/picture">
                 <pic:pic xmlns:pic="http://schemas.openxmlformats.org/drawingml/2006/picture">
                   <pic:nvPicPr>
-                    <pic:cNvPr id="1934319841" name=""/>
+                    <pic:cNvPr id="458518376" name=""/>
                     <pic:cNvPicPr/>
                   </pic:nvPicPr>
                   <pic:blipFill>
@@ -1836,7 +1826,7 @@
                   <pic:spPr>
                     <a:xfrm>
                       <a:off x="0" y="0"/>
-                      <a:ext cx="5940425" cy="6180455"/>
+                      <a:ext cx="4096322" cy="933580"/>
                     </a:xfrm>
                     <a:prstGeom prst="rect">
                       <a:avLst/>
@@ -1907,7 +1897,6 @@
         <w:rPr>
           <w:noProof/>
         </w:rPr>
-        <w:lastRenderedPageBreak/>
         <w:drawing>
           <wp:inline distT="0" distB="0" distL="0" distR="0" wp14:anchorId="36DDBF78" wp14:editId="16D42327">
             <wp:extent cx="5940425" cy="4839970"/>
@@ -1948,7 +1937,6 @@
     <w:p>
       <w:pPr>
         <w:pStyle w:val="af2"/>
-        <w:ind w:firstLine="0"/>
       </w:pPr>
       <w:r>
         <w:t xml:space="preserve">Рисунок </w:t>
@@ -2044,7 +2032,6 @@
     <w:p>
       <w:pPr>
         <w:pStyle w:val="af2"/>
-        <w:ind w:firstLine="0"/>
         <w:rPr>
           <w:noProof/>
         </w:rPr>
@@ -2108,6 +2095,7 @@
         <w:t xml:space="preserve">пользователь вводит желаемые размер </w:t>
       </w:r>
       <w:r>
+        <w:lastRenderedPageBreak/>
         <w:t xml:space="preserve">последовательности и </w:t>
       </w:r>
       <w:r>
@@ -2141,11 +2129,7 @@
         <w:t>.</w:t>
       </w:r>
       <w:r>
-        <w:t xml:space="preserve"> Если выбрана сортировка сбалансированным многопутевым слияниям, то пользователь дополнительно указывает количество путей для слияния. Далее происходит сортировка сгенерированной последовательности в файле, по завершении которого в </w:t>
-      </w:r>
-      <w:r>
-        <w:lastRenderedPageBreak/>
-        <w:t>консоль выводится статистика (время сортировки, количество сравнений и количество перестановок).</w:t>
+        <w:t xml:space="preserve"> Если выбрана сортировка сбалансированным многопутевым слияниям, то пользователь дополнительно указывает количество путей для слияния. Далее происходит сортировка сгенерированной последовательности в файле, по завершении которого в консоль выводится статистика (время сортировки, количество сравнений и количество перестановок).</w:t>
       </w:r>
     </w:p>
     <w:p>
@@ -2158,6 +2142,7 @@
         <w:rPr>
           <w:noProof/>
         </w:rPr>
+        <w:lastRenderedPageBreak/>
         <w:drawing>
           <wp:inline distT="0" distB="0" distL="0" distR="0" wp14:anchorId="2B19B975" wp14:editId="6774FDA7">
             <wp:extent cx="4486275" cy="5750673"/>
@@ -2198,7 +2183,6 @@
     <w:p>
       <w:pPr>
         <w:pStyle w:val="af2"/>
-        <w:ind w:firstLine="0"/>
       </w:pPr>
       <w:bookmarkStart w:id="6" w:name="_Ref211079128"/>
       <w:r>
@@ -2260,7 +2244,6 @@
     <w:p>
       <w:pPr>
         <w:pStyle w:val="af2"/>
-        <w:ind w:firstLine="0"/>
       </w:pPr>
       <w:bookmarkStart w:id="7" w:name="_Ref211079142"/>
       <w:r>
@@ -2616,7 +2599,6 @@
     <w:p>
       <w:pPr>
         <w:pStyle w:val="af2"/>
-        <w:ind w:firstLine="0"/>
       </w:pPr>
       <w:bookmarkStart w:id="9" w:name="_Ref211037493"/>
       <w:bookmarkStart w:id="10" w:name="_Ref211082984"/>
@@ -2697,7 +2679,6 @@
     <w:p>
       <w:pPr>
         <w:pStyle w:val="af2"/>
-        <w:ind w:firstLine="0"/>
       </w:pPr>
       <w:bookmarkStart w:id="11" w:name="_Ref211083518"/>
       <w:bookmarkStart w:id="12" w:name="_Ref211082978"/>
@@ -2772,7 +2753,6 @@
     <w:p>
       <w:pPr>
         <w:pStyle w:val="af2"/>
-        <w:ind w:firstLine="0"/>
       </w:pPr>
       <w:bookmarkStart w:id="13" w:name="_Ref211083522"/>
       <w:bookmarkStart w:id="14" w:name="_Ref211083002"/>
@@ -3030,7 +3010,6 @@
     <w:p>
       <w:pPr>
         <w:pStyle w:val="af2"/>
-        <w:ind w:firstLine="0"/>
       </w:pPr>
       <w:bookmarkStart w:id="15" w:name="_Ref211038907"/>
       <w:r>
@@ -3111,13 +3090,7 @@
         <w:t xml:space="preserve"> — </w:t>
       </w:r>
       <w:r>
-        <w:t>252</w:t>
-      </w:r>
-      <w:r>
-        <w:t>.</w:t>
-      </w:r>
-      <w:r>
-        <w:t>233</w:t>
+        <w:t>72.399</w:t>
       </w:r>
       <w:r>
         <w:t xml:space="preserve"> мс.</w:t>
@@ -3138,7 +3111,7 @@
         <w:t xml:space="preserve"> — </w:t>
       </w:r>
       <w:r>
-        <w:t>94361</w:t>
+        <w:t>7639</w:t>
       </w:r>
       <w:r>
         <w:t xml:space="preserve">. </w:t>
@@ -3159,7 +3132,7 @@
         <w:t xml:space="preserve"> — </w:t>
       </w:r>
       <w:r>
-        <w:t>128328</w:t>
+        <w:t>22647</w:t>
       </w:r>
       <w:r>
         <w:t>.</w:t>
@@ -3177,14 +3150,13 @@
       <w:r>
         <w:rPr>
           <w:i/>
-          <w:noProof/>
         </w:rPr>
         <w:lastRenderedPageBreak/>
         <w:drawing>
-          <wp:inline distT="0" distB="0" distL="0" distR="0" wp14:anchorId="472D9200" wp14:editId="752DBA7A">
-            <wp:extent cx="4762500" cy="3630239"/>
-            <wp:effectExtent l="0" t="0" r="0" b="8890"/>
-            <wp:docPr id="1823746372" name="Рисунок 1"/>
+          <wp:inline distT="0" distB="0" distL="0" distR="0" wp14:anchorId="0EED395D" wp14:editId="3DBE5EDB">
+            <wp:extent cx="3924848" cy="2896004"/>
+            <wp:effectExtent l="0" t="0" r="0" b="0"/>
+            <wp:docPr id="51577820" name="Рисунок 1"/>
             <wp:cNvGraphicFramePr>
               <a:graphicFrameLocks xmlns:a="http://schemas.openxmlformats.org/drawingml/2006/main" noChangeAspect="1"/>
             </wp:cNvGraphicFramePr>
@@ -3192,7 +3164,7 @@
               <a:graphicData uri="http://schemas.openxmlformats.org/drawingml/2006/picture">
                 <pic:pic xmlns:pic="http://schemas.openxmlformats.org/drawingml/2006/picture">
                   <pic:nvPicPr>
-                    <pic:cNvPr id="1823746372" name=""/>
+                    <pic:cNvPr id="51577820" name=""/>
                     <pic:cNvPicPr/>
                   </pic:nvPicPr>
                   <pic:blipFill>
@@ -3204,7 +3176,7 @@
                   <pic:spPr>
                     <a:xfrm>
                       <a:off x="0" y="0"/>
-                      <a:ext cx="4768394" cy="3634732"/>
+                      <a:ext cx="3924848" cy="2896004"/>
                     </a:xfrm>
                     <a:prstGeom prst="rect">
                       <a:avLst/>
@@ -3220,7 +3192,6 @@
     <w:p>
       <w:pPr>
         <w:pStyle w:val="af2"/>
-        <w:ind w:firstLine="0"/>
       </w:pPr>
       <w:bookmarkStart w:id="16" w:name="_Ref211038916"/>
       <w:r>
@@ -3442,10 +3413,10 @@
           <w14:ligatures w14:val="standardContextual"/>
         </w:rPr>
         <w:drawing>
-          <wp:inline distT="0" distB="0" distL="0" distR="0" wp14:anchorId="5FC369B8" wp14:editId="2DB0E7CA">
-            <wp:extent cx="5940425" cy="4110990"/>
-            <wp:effectExtent l="0" t="0" r="3175" b="3810"/>
-            <wp:docPr id="1288471534" name="Диаграмма 1">
+          <wp:inline distT="0" distB="0" distL="0" distR="0" wp14:anchorId="45743A02" wp14:editId="045D58B9">
+            <wp:extent cx="5940425" cy="3615055"/>
+            <wp:effectExtent l="0" t="0" r="3175" b="4445"/>
+            <wp:docPr id="594801427" name="Диаграмма 1">
               <a:extLst xmlns:a="http://schemas.openxmlformats.org/drawingml/2006/main">
                 <a:ext uri="{FF2B5EF4-FFF2-40B4-BE49-F238E27FC236}">
                   <a16:creationId xmlns:a16="http://schemas.microsoft.com/office/drawing/2014/main" id="{7623832A-CC5B-4352-A484-133E74FC95EE}"/>
@@ -3478,7 +3449,7 @@
         <w:t xml:space="preserve">По итогам тестирования методов сортировки было выяснено, что сортировка методом сбалансированного многопутевого слияния при использованных параметрах выполняется в среднем </w:t>
       </w:r>
       <w:r>
-        <w:t>на 93%</w:t>
+        <w:t>в 7 раз</w:t>
       </w:r>
       <w:r>
         <w:t xml:space="preserve"> быстрее, чем при использовании метода прямого слияния.</w:t>
@@ -3486,10 +3457,54 @@
     </w:p>
     <w:p>
       <w:r>
-        <w:t>Кроме того, оба метода выполняются в среднем быстрее при сортировке обратной упорядоченной последовательности, чем при упорядоченной (в среднем на 27%) и при последовательности случайных значений (в среднем на 4%).</w:t>
-      </w:r>
-      <w:r>
-        <w:t xml:space="preserve"> Исходя из этих показателей, можно сделать вывод о том, что данные методы сортировки не являются естественными, так как изменение времени сортировки при наличии частично упорядоченных последовательностей незначительно.</w:t>
+        <w:t>Сортировка методом сбалансированного многопутевого слияния выполняется быстрее на упорядоченной последовательности, чем на упорядоченной в обратном порядке (на 14%), и чем на последовательности случайных значений (на 25%).</w:t>
+      </w:r>
+    </w:p>
+    <w:p>
+      <w:r>
+        <w:t>Сортировка методо</w:t>
+      </w:r>
+      <w:r>
+        <w:t>м</w:t>
+      </w:r>
+      <w:r>
+        <w:t xml:space="preserve"> </w:t>
+      </w:r>
+      <w:r>
+        <w:t>прямого</w:t>
+      </w:r>
+      <w:r>
+        <w:t xml:space="preserve"> слияния выполняется быстрее на упорядоченной</w:t>
+      </w:r>
+      <w:r>
+        <w:t xml:space="preserve"> в обратном порядке</w:t>
+      </w:r>
+      <w:r>
+        <w:t xml:space="preserve"> последовательности, чем на последовательности случайных значений</w:t>
+      </w:r>
+      <w:r>
+        <w:t xml:space="preserve"> </w:t>
+      </w:r>
+      <w:r>
+        <w:t xml:space="preserve">(на </w:t>
+      </w:r>
+      <w:r>
+        <w:t>3</w:t>
+      </w:r>
+      <w:r>
+        <w:t xml:space="preserve">%), и чем на </w:t>
+      </w:r>
+      <w:r>
+        <w:t>упорядоченной последовательности</w:t>
+      </w:r>
+      <w:r>
+        <w:t xml:space="preserve"> (на 2</w:t>
+      </w:r>
+      <w:r>
+        <w:t>3</w:t>
+      </w:r>
+      <w:r>
+        <w:t>%).</w:t>
       </w:r>
     </w:p>
     <w:p>
@@ -3527,17 +3542,38 @@
         <w:t xml:space="preserve"> сортировки данных во внешней памяти, </w:t>
       </w:r>
       <w:r>
-        <w:t xml:space="preserve">особенности их программной реализации и эффективности работы на различных наборах исходных данных. </w:t>
-      </w:r>
-    </w:p>
-    <w:p>
-      <w:r>
-        <w:t>Метод сортировки сбалансированным многопутевым слиянием оказался эффективнее метода сортировки прямым слиянием в среднем в 2 раза, что подтверждается разницей во времени выполнения сортировки, а также количеством сравнений и перестановок.</w:t>
-      </w:r>
-    </w:p>
-    <w:p>
-      <w:r>
-        <w:t>На основании разницы времени выполнения методов сортировки в зависимости от способа формирования последовательности можно сделать вывод о том, что данные методы сортировки не являются естественными.</w:t>
+        <w:t>особенности их программной реализации и эффективност</w:t>
+      </w:r>
+      <w:r>
+        <w:t>ь</w:t>
+      </w:r>
+      <w:r>
+        <w:t xml:space="preserve"> работы на различных наборах исходных данных. </w:t>
+      </w:r>
+    </w:p>
+    <w:p>
+      <w:r>
+        <w:t xml:space="preserve">Метод сортировки сбалансированным многопутевым слиянием оказался эффективнее метода сортировки прямым слиянием в </w:t>
+      </w:r>
+      <w:r>
+        <w:t>7</w:t>
+      </w:r>
+      <w:r>
+        <w:t xml:space="preserve"> раз, что подтверждается разницей во времени выполнения сортировки, а также количеством сравнений и перестановок.</w:t>
+      </w:r>
+    </w:p>
+    <w:p>
+      <w:r>
+        <w:t xml:space="preserve">Кроме того, </w:t>
+      </w:r>
+      <w:r>
+        <w:t xml:space="preserve">метод сбалансированного </w:t>
+      </w:r>
+      <w:r>
+        <w:t>много</w:t>
+      </w:r>
+      <w:r>
+        <w:t>путевого слияния является естественным, так как выполняется быстрее на частично упорядоченных массивах. Метод прямого слияния естественным не является, так как разница во времени выполнения в зависимости от упорядоченности массива данных оказалась несущественной.</w:t>
       </w:r>
     </w:p>
     <w:sectPr>
@@ -4390,7 +4426,7 @@
   <w:style w:type="paragraph" w:default="1" w:styleId="a">
     <w:name w:val="Normal"/>
     <w:qFormat/>
-    <w:rsid w:val="005B4C06"/>
+    <w:rsid w:val="00131722"/>
     <w:pPr>
       <w:spacing w:after="0" w:line="240" w:lineRule="auto"/>
       <w:ind w:firstLine="709"/>
@@ -5008,9 +5044,10 @@
     <w:uiPriority w:val="35"/>
     <w:unhideWhenUsed/>
     <w:qFormat/>
-    <w:rsid w:val="00CC4818"/>
+    <w:rsid w:val="00CD71F6"/>
     <w:pPr>
       <w:spacing w:after="200"/>
+      <w:ind w:firstLine="0"/>
       <w:jc w:val="center"/>
     </w:pPr>
     <w:rPr>
@@ -5907,64 +5944,64 @@
                 <c:formatCode>0.0000</c:formatCode>
                 <c:ptCount val="20"/>
                 <c:pt idx="0">
-                  <c:v>133</c:v>
+                  <c:v>61</c:v>
                 </c:pt>
                 <c:pt idx="1">
-                  <c:v>165</c:v>
+                  <c:v>72</c:v>
                 </c:pt>
                 <c:pt idx="2">
-                  <c:v>165</c:v>
+                  <c:v>75</c:v>
                 </c:pt>
                 <c:pt idx="3">
-                  <c:v>214</c:v>
+                  <c:v>92</c:v>
                 </c:pt>
                 <c:pt idx="4">
-                  <c:v>197</c:v>
+                  <c:v>71</c:v>
                 </c:pt>
                 <c:pt idx="5">
-                  <c:v>276</c:v>
+                  <c:v>83</c:v>
                 </c:pt>
                 <c:pt idx="6">
-                  <c:v>243</c:v>
+                  <c:v>66</c:v>
                 </c:pt>
                 <c:pt idx="7">
-                  <c:v>332</c:v>
+                  <c:v>94</c:v>
                 </c:pt>
                 <c:pt idx="8">
-                  <c:v>259</c:v>
+                  <c:v>87</c:v>
                 </c:pt>
                 <c:pt idx="9">
-                  <c:v>228</c:v>
+                  <c:v>69</c:v>
                 </c:pt>
                 <c:pt idx="10">
-                  <c:v>227</c:v>
+                  <c:v>77</c:v>
                 </c:pt>
                 <c:pt idx="11">
-                  <c:v>374</c:v>
+                  <c:v>87</c:v>
                 </c:pt>
                 <c:pt idx="12">
-                  <c:v>431</c:v>
+                  <c:v>83</c:v>
                 </c:pt>
                 <c:pt idx="13">
-                  <c:v>306</c:v>
+                  <c:v>86</c:v>
                 </c:pt>
                 <c:pt idx="14">
-                  <c:v>260</c:v>
+                  <c:v>86</c:v>
                 </c:pt>
                 <c:pt idx="15">
-                  <c:v>296</c:v>
+                  <c:v>122</c:v>
                 </c:pt>
                 <c:pt idx="16">
-                  <c:v>316</c:v>
+                  <c:v>106</c:v>
                 </c:pt>
                 <c:pt idx="17">
-                  <c:v>340</c:v>
+                  <c:v>80</c:v>
                 </c:pt>
                 <c:pt idx="18">
-                  <c:v>338</c:v>
+                  <c:v>107</c:v>
                 </c:pt>
                 <c:pt idx="19">
-                  <c:v>520</c:v>
+                  <c:v>89</c:v>
                 </c:pt>
               </c:numCache>
             </c:numRef>
@@ -5972,7 +6009,7 @@
           <c:smooth val="0"/>
           <c:extLst>
             <c:ext xmlns:c16="http://schemas.microsoft.com/office/drawing/2014/chart" uri="{C3380CC4-5D6E-409C-BE32-E72D297353CC}">
-              <c16:uniqueId val="{00000000-429E-4942-B897-E308E395C167}"/>
+              <c16:uniqueId val="{00000000-BD2A-4DCA-A48A-851B20475637}"/>
             </c:ext>
           </c:extLst>
         </c:ser>
@@ -6021,64 +6058,64 @@
                 <c:formatCode>0.0000</c:formatCode>
                 <c:ptCount val="20"/>
                 <c:pt idx="0">
-                  <c:v>22</c:v>
+                  <c:v>12</c:v>
                 </c:pt>
                 <c:pt idx="1">
+                  <c:v>39</c:v>
+                </c:pt>
+                <c:pt idx="2">
+                  <c:v>41</c:v>
+                </c:pt>
+                <c:pt idx="3">
+                  <c:v>40</c:v>
+                </c:pt>
+                <c:pt idx="4">
+                  <c:v>39</c:v>
+                </c:pt>
+                <c:pt idx="5">
+                  <c:v>82</c:v>
+                </c:pt>
+                <c:pt idx="6">
+                  <c:v>58</c:v>
+                </c:pt>
+                <c:pt idx="7">
+                  <c:v>57</c:v>
+                </c:pt>
+                <c:pt idx="8">
                   <c:v>69</c:v>
                 </c:pt>
-                <c:pt idx="2">
-                  <c:v>96</c:v>
-                </c:pt>
-                <c:pt idx="3">
-                  <c:v>127</c:v>
-                </c:pt>
-                <c:pt idx="4">
-                  <c:v>139</c:v>
-                </c:pt>
-                <c:pt idx="5">
-                  <c:v>464</c:v>
-                </c:pt>
-                <c:pt idx="6">
-                  <c:v>468</c:v>
-                </c:pt>
-                <c:pt idx="7">
-                  <c:v>468</c:v>
-                </c:pt>
-                <c:pt idx="8">
-                  <c:v>466</c:v>
-                </c:pt>
                 <c:pt idx="9">
-                  <c:v>475</c:v>
+                  <c:v>57</c:v>
                 </c:pt>
                 <c:pt idx="10">
-                  <c:v>478</c:v>
+                  <c:v>72</c:v>
                 </c:pt>
                 <c:pt idx="11">
-                  <c:v>482</c:v>
+                  <c:v>73</c:v>
                 </c:pt>
                 <c:pt idx="12">
-                  <c:v>488</c:v>
+                  <c:v>72</c:v>
                 </c:pt>
                 <c:pt idx="13">
-                  <c:v>494</c:v>
+                  <c:v>75</c:v>
                 </c:pt>
                 <c:pt idx="14">
-                  <c:v>498</c:v>
+                  <c:v>79</c:v>
                 </c:pt>
                 <c:pt idx="15">
-                  <c:v>505</c:v>
+                  <c:v>77</c:v>
                 </c:pt>
                 <c:pt idx="16">
-                  <c:v>509</c:v>
+                  <c:v>77</c:v>
                 </c:pt>
                 <c:pt idx="17">
-                  <c:v>510</c:v>
+                  <c:v>83</c:v>
                 </c:pt>
                 <c:pt idx="18">
-                  <c:v>532</c:v>
+                  <c:v>103</c:v>
                 </c:pt>
                 <c:pt idx="19">
-                  <c:v>560</c:v>
+                  <c:v>79</c:v>
                 </c:pt>
               </c:numCache>
             </c:numRef>
@@ -6086,7 +6123,7 @@
           <c:smooth val="0"/>
           <c:extLst>
             <c:ext xmlns:c16="http://schemas.microsoft.com/office/drawing/2014/chart" uri="{C3380CC4-5D6E-409C-BE32-E72D297353CC}">
-              <c16:uniqueId val="{00000001-429E-4942-B897-E308E395C167}"/>
+              <c16:uniqueId val="{00000001-BD2A-4DCA-A48A-851B20475637}"/>
             </c:ext>
           </c:extLst>
         </c:ser>
@@ -6135,64 +6172,64 @@
                 <c:formatCode>0.0000</c:formatCode>
                 <c:ptCount val="20"/>
                 <c:pt idx="0">
-                  <c:v>114</c:v>
+                  <c:v>33</c:v>
                 </c:pt>
                 <c:pt idx="1">
-                  <c:v>182</c:v>
+                  <c:v>70</c:v>
                 </c:pt>
                 <c:pt idx="2">
-                  <c:v>183</c:v>
+                  <c:v>56</c:v>
                 </c:pt>
                 <c:pt idx="3">
-                  <c:v>285</c:v>
+                  <c:v>113</c:v>
                 </c:pt>
                 <c:pt idx="4">
-                  <c:v>240</c:v>
+                  <c:v>71</c:v>
                 </c:pt>
                 <c:pt idx="5">
-                  <c:v>262</c:v>
+                  <c:v>73</c:v>
                 </c:pt>
                 <c:pt idx="6">
-                  <c:v>223</c:v>
+                  <c:v>66</c:v>
                 </c:pt>
                 <c:pt idx="7">
-                  <c:v>297</c:v>
+                  <c:v>70</c:v>
                 </c:pt>
                 <c:pt idx="8">
-                  <c:v>273</c:v>
+                  <c:v>80</c:v>
                 </c:pt>
                 <c:pt idx="9">
-                  <c:v>396</c:v>
+                  <c:v>67</c:v>
                 </c:pt>
                 <c:pt idx="10">
-                  <c:v>278</c:v>
+                  <c:v>70</c:v>
                 </c:pt>
                 <c:pt idx="11">
-                  <c:v>258</c:v>
+                  <c:v>74</c:v>
                 </c:pt>
                 <c:pt idx="12">
-                  <c:v>255</c:v>
+                  <c:v>72</c:v>
                 </c:pt>
                 <c:pt idx="13">
-                  <c:v>288</c:v>
+                  <c:v>70</c:v>
                 </c:pt>
                 <c:pt idx="14">
-                  <c:v>267</c:v>
+                  <c:v>76</c:v>
                 </c:pt>
                 <c:pt idx="15">
-                  <c:v>278</c:v>
+                  <c:v>79</c:v>
                 </c:pt>
                 <c:pt idx="16">
-                  <c:v>284</c:v>
+                  <c:v>74</c:v>
                 </c:pt>
                 <c:pt idx="17">
-                  <c:v>380</c:v>
+                  <c:v>113</c:v>
                 </c:pt>
                 <c:pt idx="18">
-                  <c:v>296</c:v>
+                  <c:v>75</c:v>
                 </c:pt>
                 <c:pt idx="19">
-                  <c:v>320</c:v>
+                  <c:v>77</c:v>
                 </c:pt>
               </c:numCache>
             </c:numRef>
@@ -6200,7 +6237,7 @@
           <c:smooth val="0"/>
           <c:extLst>
             <c:ext xmlns:c16="http://schemas.microsoft.com/office/drawing/2014/chart" uri="{C3380CC4-5D6E-409C-BE32-E72D297353CC}">
-              <c16:uniqueId val="{00000002-429E-4942-B897-E308E395C167}"/>
+              <c16:uniqueId val="{00000002-BD2A-4DCA-A48A-851B20475637}"/>
             </c:ext>
           </c:extLst>
         </c:ser>
